--- a/example_articles/us_region/South/4.us_region_South_Other_publisher.docx
+++ b/example_articles/us_region/South/4.us_region_South_Other_publisher.docx
@@ -27,17 +27,17 @@
     </w:p>
     <w:p>
       <w:r>
-        <w:t>Source File: Other publishers/Files (500) (15).DOCX</w:t>
+        <w:t>Source file: Other publishers/Files (500) (15).DOCX</w:t>
       </w:r>
     </w:p>
     <w:p>
       <w:r>
-        <w:t>Raw locations result: ['Florida']</w:t>
+        <w:t>Raw locations result, 'locations': ['Florida']</w:t>
       </w:r>
     </w:p>
     <w:p>
       <w:r>
-        <w:t>us_region_stand_flat (Standardized): South</w:t>
+        <w:t>Standardized locations result, 'us_region_stand_flat': South</w:t>
       </w:r>
     </w:p>
     <w:p>

--- a/example_articles/us_region/South/4.us_region_South_Other_publisher.docx
+++ b/example_articles/us_region/South/4.us_region_South_Other_publisher.docx
@@ -7,7 +7,7 @@
         <w:pStyle w:val="Heading1"/>
       </w:pPr>
       <w:r>
-        <w:t>Karen Finley's fame and misfortune</w:t>
+        <w:t>Florida tribe is no stranger to success</w:t>
       </w:r>
     </w:p>
     <w:p>
@@ -17,17 +17,17 @@
     </w:p>
     <w:p>
       <w:r>
-        <w:t>Date: 1990-09-19</w:t>
+        <w:t>Date: 1990-05-03</w:t>
       </w:r>
     </w:p>
     <w:p>
       <w:r>
-        <w:t>Section: LIFE; Pg. 5D; Show</w:t>
+        <w:t>Section: NEWS; Pg. 6A; Statesline</w:t>
       </w:r>
     </w:p>
     <w:p>
       <w:r>
-        <w:t>Source file: Other publishers/Files (500) (15).DOCX</w:t>
+        <w:t>Source file: Other publishers/Files (305).DOCX</w:t>
       </w:r>
     </w:p>
     <w:p>
@@ -49,23 +49,25 @@
     </w:p>
     <w:p>
       <w:r>
-        <w:t>Performance artist Karen Finley feels a little like Satanic Verses author Salman Rushdie. Controversy over being turned down for a grant by the National Endowment for the Arts has given her career a boost, but at a price.</w:t>
+        <w:t>The Seminole Indian Reservation here looks like any working-class neighborhood.</w:t>
         <w:br/>
-        <w:t>''Every artist wants to reach the most people,'' says Finley, 34, whose delicate appearance is a surprising contrast to her high-voltage, confrontational performance. ''But it's dangerous. - In traditional theater, the show goes on. In my work, life goes on.''</w:t>
+        <w:t>Residents live in pastel-painted houses made of cement block, and they work 8-to-5 jobs, most in tribal-sponsored programs and businesses.</w:t>
         <w:br/>
-        <w:t>She was expected to draw 500 people at the Serious Fun festival this summer at New York's Lincoln Center. But after she was denied the NEA grant, she drew 2,000 over two nights - the fastest selling ticket in festival history.</w:t>
+        <w:t>Not a typical reservation. But the residents don't consider themselves typical. The tribe is recognized as one of the nation's most economically successful, with proceeds from huge and highly popular bingo operations and tobacco sales making up 60 percent of its revenues.</w:t>
         <w:br/>
-        <w:t>Scalpers were charging up to $ 100 to see Finley recite 90 minutes of social-protest free verse titled We Keep Our Victims Ready, during which she metaphorically illustrates injustices to women by smearing herself with chocolate, alfalfa sprouts and tinsel. She is now repeating the piece at New York's Joyce Theater through Saturday and her book, Shock Treatment, is out late this year.</w:t>
+        <w:t>Why the success? ''We're just a great bunch of people'' who are aggressive entrepreneurs, says tribal lawyer Jim Shore. ''You have to take a bit of business risk.''</w:t>
         <w:br/>
-        <w:t>She's filing suit next month, charging the NEA with violation of her First Amendment rights.  Recently, she refused to host the Bessie Awards for performance art because they were sponsored by Philip Morris - supporters of Sen. Jesse Helms, a major critic of the NEA. But standing up to ridicule from critics takes its toll.</w:t>
+        <w:t>Adding to the tribe's fortunes is a multimillion-dollar federal payment for loss of ancestral lands. But some aren't happy, because Congress said Oklahoma Seminoles get 75 percent while Floridians get 25 percent.</w:t>
         <w:br/>
-        <w:t>''I have lots of ups and downs. My work is strong - I came out of a working-class background,'' says Finley, whose father sold cleaning appliances. She grew up in Evanston, Ill., - and was inspired by the speeches of Martin Luther King. ''It's easy to attack solo artists because they don't have a large organization behind them.''</w:t>
+        <w:t>''It's not fair,'' says Joe Dan Osceola, owner of a tobacco company and an Indian art gallery.</w:t>
+        <w:br/>
+        <w:t>Some are sad about a money fight - called ''white'' behavior. ''There should be no squabbles. Under the skin we're brothers and sisters,'' says artist Noah Billie.</w:t>
         <w:br/>
         <w:br/>
         <w:t>Notes</w:t>
         <w:br/>
         <w:br/>
-        <w:t>Accompanies; Performance artists dare to be different</w:t>
+        <w:t>Accompanies; Seminoles hope to build on $ 48M payment for land</w:t>
         <w:br/>
         <w:br/>
         <w:t>Graphic</w:t>
@@ -73,11 +75,11 @@
         <w:br/>
         <w:t xml:space="preserve"> </w:t>
         <w:br/>
-        <w:t>PHOTO; b/w, AP (Karen Finley)</w:t>
+        <w:t>PHOTO; b/w, Tom Salyer (Native American-Reservation, Joe Dan Osceola)</w:t>
         <w:br/>
         <w:t xml:space="preserve"> </w:t>
         <w:br/>
-        <w:t>CUTLINE: FINLEY: She plans to sue the NEA over her grant rejection.</w:t>
+        <w:t>CUTLINE: IN FLORIDA: Joe Dan Osceola says Seminoles were shortchanged.</w:t>
       </w:r>
     </w:p>
     <w:sectPr>

--- a/example_articles/us_region/South/4.us_region_South_Other_publisher.docx
+++ b/example_articles/us_region/South/4.us_region_South_Other_publisher.docx
@@ -7,7 +7,7 @@
         <w:pStyle w:val="Heading1"/>
       </w:pPr>
       <w:r>
-        <w:t>Florida tribe is no stranger to success</w:t>
+        <w:t>Court's property ruling will 'stretch far, wide'</w:t>
       </w:r>
     </w:p>
     <w:p>
@@ -17,22 +17,22 @@
     </w:p>
     <w:p>
       <w:r>
-        <w:t>Date: 1990-05-03</w:t>
+        <w:t>Date: 2005-06-28</w:t>
       </w:r>
     </w:p>
     <w:p>
       <w:r>
-        <w:t>Section: NEWS; Pg. 6A; Statesline</w:t>
+        <w:t>Section: NEWS;; Debate</w:t>
       </w:r>
     </w:p>
     <w:p>
       <w:r>
-        <w:t>Source file: Other publishers/Files (305).DOCX</w:t>
+        <w:t>Source file: Other publishers/Files (500) (12).DOCX</w:t>
       </w:r>
     </w:p>
     <w:p>
       <w:r>
-        <w:t>Raw locations result, 'locations': ['Florida']</w:t>
+        <w:t>Raw locations result, 'locations': ['North Carolina']</w:t>
       </w:r>
     </w:p>
     <w:p>
@@ -49,37 +49,29 @@
     </w:p>
     <w:p>
       <w:r>
-        <w:t>The Seminole Indian Reservation here looks like any working-class neighborhood.</w:t>
+        <w:t>The Supreme Court's decision granting cities the power to destroy homes so that corporations can erect office buildings is a devastating blow to property rights all over the United States ("Seizing land for private use OK'd," News, Friday).</w:t>
         <w:br/>
-        <w:t>Residents live in pastel-painted houses made of cement block, and they work 8-to-5 jobs, most in tribal-sponsored programs and businesses.</w:t>
+        <w:t>Designating such takings as "public use" under the Constitution, solely because they increase tax revenue to a city, strains credulity. In truth, using eminent domain to enable a private corporation to maximize profits at homeowners' expense is hardly a social obligation.</w:t>
         <w:br/>
-        <w:t>Not a typical reservation. But the residents don't consider themselves typical. The tribe is recognized as one of the nation's most economically successful, with proceeds from huge and highly popular bingo operations and tobacco sales making up 60 percent of its revenues.</w:t>
+        <w:t>The ramifications of the New London, Conn., case will stretch far and wide. We can now expect cities, in conjunction with private developers, to bulldoze neighborhoods in order to erect shopping centers and business complexes with the noble "public" goal of generating additional tax revenue. And who cares what property rights are sacrificed in the process?</w:t>
         <w:br/>
-        <w:t>Why the success? ''We're just a great bunch of people'' who are aggressive entrepreneurs, says tribal lawyer Jim Shore. ''You have to take a bit of business risk.''</w:t>
+        <w:t>The Fifth Amendment to the Constitution states, "Nor shall private property be taken for public use, without just compensation." It is time that the Supreme Court put teeth back into the "public use" requirement and insist that government takings occur only when social welfare is served, not private developers' profits.</w:t>
         <w:br/>
-        <w:t>Adding to the tribe's fortunes is a multimillion-dollar federal payment for loss of ancestral lands. But some aren't happy, because Congress said Oklahoma Seminoles get 75 percent while Floridians get 25 percent.</w:t>
+        <w:t>Steve Calandrillo, associate professor</w:t>
         <w:br/>
-        <w:t>''It's not fair,'' says Joe Dan Osceola, owner of a tobacco company and an Indian art gallery.</w:t>
+        <w:t>University of Washington</w:t>
         <w:br/>
-        <w:t>Some are sad about a money fight - called ''white'' behavior. ''There should be no squabbles. Under the skin we're brothers and sisters,'' says artist Noah Billie.</w:t>
+        <w:t>School of Law; Seattle</w:t>
         <w:br/>
+        <w:t>Working class suffers</w:t>
         <w:br/>
-        <w:t>Notes</w:t>
+        <w:t>The tragedy of the Supreme Court ruling regarding the seizure of private property for public use shows that the people of this country have a much smaller voice than previously thought.</w:t>
         <w:br/>
+        <w:t>Middle-class, working individuals are now the target of their own cities, which they struggle every day to support. The taxes they work so hard to generate only allow their city governments to take their homes and turn them into strip malls, offices and other "public improvements." It's unfortunate that our children someday will drive their children by a mall or store and say, "That's where I grew up."</w:t>
         <w:br/>
-        <w:t>Accompanies; Seminoles hope to build on $ 48M payment for land</w:t>
+        <w:t>Bryan Fulmer</w:t>
         <w:br/>
-        <w:br/>
-        <w:t>Graphic</w:t>
-        <w:br/>
-        <w:br/>
-        <w:t xml:space="preserve"> </w:t>
-        <w:br/>
-        <w:t>PHOTO; b/w, Tom Salyer (Native American-Reservation, Joe Dan Osceola)</w:t>
-        <w:br/>
-        <w:t xml:space="preserve"> </w:t>
-        <w:br/>
-        <w:t>CUTLINE: IN FLORIDA: Joe Dan Osceola says Seminoles were shortchanged.</w:t>
+        <w:t>Charlotte</w:t>
       </w:r>
     </w:p>
     <w:sectPr>
